--- a/eng/docx/10.content.docx
+++ b/eng/docx/10.content.docx
@@ -136,13 +136,6 @@
         <w:rPr>
           <w:lang w:val="en_US" w:bidi="en_US"/>
         </w:rPr>
-      </w:r>
-      <w:r>
-        <w:rPr>
-          <w:i/>
-          <w:lang w:val="en_US" w:bidi="en_US"/>
-        </w:rPr>
-        <w:t>2 Samuel 1:1, 2 Samuel 1:2, 2 Samuel 1:4, 2 Samuel 1:6, 2 Samuel 1:8, 2 Samuel 1:9, 2 Samuel 1:10, 2 Samuel 1:11–12, 2 Samuel 1:12, 2 Samuel 1:14, 2 Samuel 1:16, 2 Samuel 1:17–18, 2 Samuel 1:19, 2 Samuel 1:20, 2 Samuel 1:21, 2 Samuel 1:24, 2 Samuel 1:26, 2 Samuel 2:1, 2 Samuel 2:2, 2 Samuel 2:2–3, 2 Samuel 2:4, 2 Samuel 2:8, 2 Samuel 2:8–9, 2 Samuel 2:11, 2 Samuel 2:12–13, 2 Samuel 2:15, 2 Samuel 2:17, 2 Samuel 2:19, 2 Samuel 2:22, 2 Samuel 2:23, 2 Samuel 2:24, 2 Samuel 2:26–27, 2 Samuel 2:29, 2 Samuel 2:32, 2 Samuel 3:1, 2 Samuel 3:2–3, 2 Samuel 3:7, 2 Samuel 3:10, 2 Samuel 3:13, 2 Samuel 3:14, 2 Samuel 3:17–18, 2 Samuel 3:20, 2 Samuel 3:21, 2 Samuel 3:23, 2 Samuel 3:25, 2 Samuel 3:27, 2 Samuel 3:27 (#2), 2 Samuel 3:29, 2 Samuel 3:31, 2 Samuel 3:35, 2 Samuel 3:37, 2 Samuel 3:38, 2 Samuel 3:39, 2 Samuel 4:1, 2 Samuel 4:2, 2 Samuel 4:4, 2 Samuel 4:6, 2 Samuel 4:7, 2 Samuel 4:8, 2 Samuel 4:11, 2 Samuel 4:12, 2 Samuel 4:12 (#2), 2 Samuel 5:2, 2 Samuel 5:3, 2 Samuel 5:5, 2 Samuel 5:6–7, 2 Samuel 5:7, 2 Samuel 5:10, 2 Samuel 5:11, 2 Samuel 5:14–16, 2 Samuel 5:17, 2 Samuel 5:19, 2 Samuel 5:20, 2 Samuel 5:23, 2 Samuel 5:24, 2 Samuel 5:25, 2 Samuel 5:25 (#2), 2 Samuel 6:1–2, 2 Samuel 6:3, 2 Samuel 6:3 (#2), 2 Samuel 6:6, 2 Samuel 6:7, 2 Samuel 6:8–9, 2 Samuel 6:10, 2 Samuel 6:12, 2 Samuel 6:14, 2 Samuel 6:16, 2 Samuel 6:17, 2 Samuel 6:19, 2 Samuel 6:20, 2 Samuel 6:21–22, 2 Samuel 7:1, 2 Samuel 7:2, 2 Samuel 7:3–4, 2 Samuel 7:7, 2 Samuel 7:8–9, 2 Samuel 7:10, 2 Samuel 7:12–13, 2 Samuel 7:16, 2 Samuel 7:18–20, 2 Samuel 7:20, 2 Samuel 7:21, 2 Samuel 7:23, 2 Samuel 7:27, 2 Samuel 7:28, 2 Samuel 7:29, 2 Samuel 8:1, 2 Samuel 8:2, 2 Samuel 8:2 (#2), 2 Samuel 8:4, 2 Samuel 8:5, 2 Samuel 8:6, 2 Samuel 8:10, 2 Samuel 8:11, 2 Samuel 8:13, 2 Samuel 8:15, 2 Samuel 8:18, 2 Samuel 9:1, 2 Samuel 9:3, 2 Samuel 9:6, 2 Samuel 9:7, 2 Samuel 9:10, 2 Samuel 9:13, 2 Samuel 9:13 (#2), 2 Samuel 10:1, 2 Samuel 10:2, 2 Samuel 10:3, 2 Samuel 10:4, 2 Samuel 10:6, 2 Samuel 10:6–8, 2 Samuel 10:7, 2 Samuel 10:9–10, 2 Samuel 10:14, 2 Samuel 10:15–16, 2 Samuel 10:17, 2 Samuel 10:19, 2 Samuel 11:1, 2 Samuel 11:1 (#2), 2 Samuel 11:2–3, 2 Samuel 11:3, 2 Samuel 11:4–5, 2 Samuel 11:6, 2 Samuel 11:8, 2 Samuel 11:9, 2 Samuel 11:11, 2 Samuel 11:15, 2 Samuel 11:19–20, 2 Samuel 11:20, 2 Samuel 11:21, 2 Samuel 11:25, 2 Samuel 11:26, 2 Samuel 11:27, 2 Samuel 11:27 (#2), 2 Samuel 12:1, 2 Samuel 12:2–3, 2 Samuel 12:4, 2 Samuel 12:5, 2 Samuel 12:7, 2 Samuel 12:9, 2 Samuel 12:10–11, 2 Samuel 12:13, 2 Samuel 12:14, 2 Samuel 12:16–17, 2 Samuel 12:18, 2 Samuel 12:20, 2 Samuel 12:23, 2 Samuel 12:25, 2 Samuel 12:26, 2 Samuel 12:28, 2 Samuel 12:31, 2 Samuel 13:1, 2 Samuel 13:4, 2 Samuel 13:6, 2 Samuel 13:11, 2 Samuel 13:14, 2 Samuel 13:15, 2 Samuel 13:15 (#2), 2 Samuel 13:17, 2 Samuel 13:19, 2 Samuel 13:21, 2 Samuel 13:22, 2 Samuel 13:23–24, 2 Samuel 13:25, 2 Samuel 13:26, 2 Samuel 13:27, 2 Samuel 13:28, 2 Samuel 13:29, 2 Samuel 13:30, 2 Samuel 13:32, 2 Samuel 13:37, 2 Samuel 13:38, 2 Samuel 13:39, 2 Samuel 14:1–2, 2 Samuel 14:2–3, 2 Samuel 14:5, 2 Samuel 14:6, 2 Samuel 14:7, 2 Samuel 14:11, 2 Samuel 14:11 (#2), 2 Samuel 14:13, 2 Samuel 14:14, 2 Samuel 14:15–16, 2 Samuel 14:17, 2 Samuel 14:19, 2 Samuel 14:20, 2 Samuel 14:22, 2 Samuel 14:24, 2 Samuel 14:25–26, 2 Samuel 14:28, 2 Samuel 14:30, 2 Samuel 14:32, 2 Samuel 14:33, 2 Samuel 15:1, 2 Samuel 15:1 (#2), 2 Samuel 15:2, 2 Samuel 15:3, 2 Samuel 15:4, 2 Samuel 15:5, 2 Samuel 15:6, 2 Samuel 15:7, 2 Samuel 15:10, 2 Samuel 15:11, 2 Samuel 15:14, 2 Samuel 15:16, 2 Samuel 15:18, 2 Samuel 15:21, 2 Samuel 15:23, 2 Samuel 15:25, 2 Samuel 15:28, 2 Samuel 15:31, 2 Samuel 15:32, 2 Samuel 15:34, 2 Samuel 15:35, 2 Samuel 16:1, 2 Samuel 16:3, 2 Samuel 16:4, 2 Samuel 16:5–6, 2 Samuel 16:7–8, 2 Samuel 16:12, 2 Samuel 16:16, 2 Samuel 16:18, 2 Samuel 16:21, 2 Samuel 16:23, 2 Samuel 17:1–4, 2 Samuel 17:5–7, 2 Samuel 17:9–10, 2 Samuel 17:11–12, 2 Samuel 17:14, 2 Samuel 17:16, 2 Samuel 17:17, 2 Samuel 17:18, 2 Samuel 17:19–20, 2 Samuel 17:21–22, 2 Samuel 17:23, 2 Samuel 17:27–29, 2 Samuel 18:2, 2 Samuel 18:3–4, 2 Samuel 18:5, 2 Samuel 18:6–8, 2 Samuel 18:9, 2 Samuel 18:10–11, 2 Samuel 18:12–13, 2 Samuel 18:14, 2 Samuel 18:17, 2 Samuel 18:18, 2 Samuel 18:19–20, 2 Samuel 18:21–23, 2 Samuel 18:24–25, 2 Samuel 18:26, 2 Samuel 18:27, 2 Samuel 18:28, 2 Samuel 18:29, 2 Samuel 18:32, 2 Samuel 18:33, 2 Samuel 19:2, 2 Samuel 19:4, 2 Samuel 19:6, 2 Samuel 19:7, 2 Samuel 19:8, 2 Samuel 19:10, 2 Samuel 19:11, 2 Samuel 19:13, 2 Samuel 19:15, 2 Samuel 19:16–17, 2 Samuel 19:20, 2 Samuel 19:23, 2 Samuel 19:24, 2 Samuel 19:26, 2 Samuel 19:27, 2 Samuel 19:30, 2 Samuel 19:32, 2 Samuel 19:34–35, 2 Samuel 19:37, 2 Samuel 19:40, 2 Samuel 19:43, 2 Samuel 19:43 (#2), 2 Samuel 20:1, 2 Samuel 20:2, 2 Samuel 20:3, 2 Samuel 20:4–5, 2 Samuel 20:6–7, 2 Samuel 20:9–10, 2 Samuel 20:11–13, 2 Samuel 20:14–15, 2 Samuel 20:18–19, 2 Samuel 20:19, 2 Samuel 20:20–21, 2 Samuel 20:21–22, 2 Samuel 20:24, 2 Samuel 21:1, 2 Samuel 21:2–3, 2 Samuel 21:4, 2 Samuel 21:5–6, 2 Samuel 21:7–9, 2 Samuel 21:10–11, 2 Samuel 21:12, 2 Samuel 21:15–17, 2 Samuel 21:17, 2 Samuel 21:20–22, 2 Samuel 22:1–2, 2 Samuel 22:3–4, 2 Samuel 22:5–6, 2 Samuel 22:7, 2 Samuel 22:8–9, 2 Samuel 22:10–12, 2 Samuel 22:13–15, 2 Samuel 22:16, 2 Samuel 22:17–18, 2 Samuel 22:19–21, 2 Samuel 22:22–23, 2 Samuel 22:24–25, 2 Samuel 22:28–29, 2 Samuel 22:30–31, 2 Samuel 22:32–33, 2 Samuel 22:36–37, 2 Samuel 22:42–43, 2 Samuel 22:44–46, 2 Samuel 22:47–49, 2 Samuel 22:50–51, 2 Samuel 23:1–2, 2 Samuel 23:3–4, 2 Samuel 23:6–7, 2 Samuel 23:9–10, 2 Samuel 23:11–12, 2 Samuel 23:15–16, 2 Samuel 23:16–17, 2 Samuel 23:18–19, 2 Samuel 23:21, 2 Samuel 24:1–2, 2 Samuel 24:3–4, 2 Samuel 24:8, 2 Samuel 24:9, 2 Samuel 24:10, 2 Samuel 24:11–12, 2 Samuel 24:13, 2 Samuel 24:15–16, 2 Samuel 24:17, 2 Samuel 24:18–20, 2 Samuel 24:21, 2 Samuel 24:24, 2 Samuel 24:25</w:t>
       </w:r>
       <w:r>
         <w:rPr>

--- a/eng/docx/10.content.docx
+++ b/eng/docx/10.content.docx
@@ -123,19 +123,6 @@
           <w:lang w:val="en_US" w:bidi="en_US"/>
         </w:rPr>
         <w:t>2SA</w:t>
-      </w:r>
-      <w:r>
-        <w:rPr>
-          <w:lang w:val="en_US" w:bidi="en_US"/>
-        </w:rPr>
-      </w:r>
-    </w:p>
-    <w:p>
-      <w:pPr/>
-      <w:r>
-        <w:rPr>
-          <w:lang w:val="en_US" w:bidi="en_US"/>
-        </w:rPr>
       </w:r>
       <w:r>
         <w:rPr>

--- a/eng/docx/10.content.docx
+++ b/eng/docx/10.content.docx
@@ -19,7 +19,7 @@
         <w:rPr>
           <w:lang w:val="en_US" w:bidi="en_US"/>
         </w:rPr>
-        <w:t>Resource: Translation Questions (unfoldingWord)</w:t>
+        <w:t>Resource: unfoldingWord® Translation Questions</w:t>
       </w:r>
       <w:r>
         <w:rPr>
@@ -85,7 +85,7 @@
         <w:rPr>
           <w:lang w:val="en_US" w:bidi="en_US"/>
         </w:rPr>
-        <w:t>Translation Questions (unfoldingWord)</w:t>
+        <w:t>unfoldingWord® Translation Questions</w:t>
       </w:r>
     </w:p>
     <w:p>
